--- a/privacy-policy.docx
+++ b/privacy-policy.docx
@@ -1,6 +1,6 @@
 
 <file path=word/document.xml><?xml version="1.0" encoding="utf-8"?>
-<w:document xmlns:w="http://schemas.openxmlformats.org/wordprocessingml/2006/main" xmlns:mc="http://schemas.openxmlformats.org/markup-compatibility/2006" xmlns:vyd="http://volga.yandex.com/schemas/document/model" w:conformance="transitional" mc:Ignorable="vyd">
+<w:document xmlns:w="http://schemas.openxmlformats.org/wordprocessingml/2006/main" xmlns:vyd="http://volga.yandex.com/schemas/document/model" xmlns:mc="http://schemas.openxmlformats.org/markup-compatibility/2006" w:conformance="transitional" mc:Ignorable="vyd">
   <w:background/>
   <w:body vyd:_id="vyd:00000000000001">
     <w:p vyd:_id="vyd:00000000000003">
@@ -203,20 +203,37 @@
     </w:p>
     <w:p vyd:_id="vyd:mm8tz5e6064yqr">
       <w:pPr>
-        <w:rPr/>
-      </w:pPr>
-      <w:r>
-        <w:rPr/>
-        <w:t vyd:_id="vyd:mm8tz5e5q5lcga">Индивидуальный предприниматель:          Таржакаев Рустам Русланович</w:t>
-      </w:r>
-    </w:p>
-    <w:p vyd:_id="vyd:mm8tz5e3azic8x">
-      <w:pPr>
-        <w:rPr/>
-      </w:pPr>
-      <w:r>
-        <w:rPr/>
-        <w:t vyd:_id="vyd:mm8tz5e3ecd0b3">БИН:                                     160840013120</w:t>
+        <w:spacing w:after="240"/>
+        <w:rPr>
+          <w:color w:val="FFFFFF"/>
+        </w:rPr>
+      </w:pPr>
+      <w:r>
+        <w:rPr/>
+        <w:t vyd:_id="vyd:mmaphuuyr03ned">O</w:t>
+      </w:r>
+      <w:r>
+        <w:rPr/>
+        <w:t vyd:_id="vyd:mm8tz5e5q5lcga" xml:space="preserve">OO         </w:t>
+      </w:r>
+      <w:r>
+        <w:rPr/>
+        <w:t vyd:_id="vyd:mm8tz5e3ecd0b3" xml:space="preserve">                               "TOO TR2"                                                </w:t>
+      </w:r>
+      <w:r>
+        <w:rPr>
+          <w:color w:val="FFFFFF"/>
+        </w:rPr>
+        <w:t vyd:_id="vyd:mmapi2k95kq7qr">ТОО TR2</w:t>
+      </w:r>
+    </w:p>
+    <w:p vyd:_id="vyd:mmapi2k1fxy1b0">
+      <w:pPr>
+        <w:rPr/>
+      </w:pPr>
+      <w:r>
+        <w:rPr/>
+        <w:t vyd:_id="vyd:mmapi2jxi8oq0k">БИН:                                     160840013120</w:t>
       </w:r>
     </w:p>
     <w:p vyd:_id="vyd:mm8tz5e19c90ps">
@@ -344,7 +361,7 @@
       </w:pPr>
       <w:r>
         <w:rPr/>
-        <w:t vyd:_id="vyd:mm8tz5d2f8ezm4" xml:space="preserve">3.2. Оператор – Индивидуальный предприниматель Таржакаев Рустам Русланович, </w:t>
+        <w:t vyd:_id="vyd:mm8tz5d2f8ezm4" xml:space="preserve">3.2. Оператор – OOO "TOO TR2", </w:t>
       </w:r>
     </w:p>
     <w:p vyd:_id="vyd:mm8tz5d16v4t30">
@@ -1901,7 +1918,7 @@
 </file>
 
 <file path=word/styles.xml><?xml version="1.0" encoding="utf-8"?>
-<w:styles xmlns:w="http://schemas.openxmlformats.org/wordprocessingml/2006/main" xmlns:w14="http://schemas.microsoft.com/office/word/2010/wordml">
+<w:styles xmlns:w14="http://schemas.microsoft.com/office/word/2010/wordml" xmlns:w="http://schemas.openxmlformats.org/wordprocessingml/2006/main">
   <w:docDefaults>
     <w:rPrDefault>
       <w:rPr>
@@ -2426,7 +2443,7 @@
 </file>
 
 <file path=word/theme/theme1.xml><?xml version="1.0" encoding="utf-8"?>
-<a:theme xmlns:a="http://schemas.openxmlformats.org/drawingml/2006/main" xmlns:thm15="http://schemas.microsoft.com/office/thememl/2012/main">
+<a:theme xmlns:thm15="http://schemas.microsoft.com/office/thememl/2012/main" xmlns:a="http://schemas.openxmlformats.org/drawingml/2006/main">
   <a:themeElements>
     <a:clrScheme name="Стандартная">
       <a:dk1>
